--- a/Toy_Instructions/Sound_Movement_Light/Moose_Toys_Talking_Bluey_Bingo_Plush/Moose_Toys_Talking_Bluey_Bingo_Plush_Maker_Guide.docx
+++ b/Toy_Instructions/Sound_Movement_Light/Moose_Toys_Talking_Bluey_Bingo_Plush/Moose_Toys_Talking_Bluey_Bingo_Plush_Maker_Guide.docx
@@ -21,8 +21,8 @@
       </w:tblPr>
       <w:tblGrid>
         <w:gridCol w:w="3358"/>
-        <w:gridCol w:w="2874"/>
-        <w:gridCol w:w="3118"/>
+        <w:gridCol w:w="2397"/>
+        <w:gridCol w:w="3595"/>
       </w:tblGrid>
       <w:tr>
         <w:trPr>
@@ -135,7 +135,7 @@
         </w:tc>
         <w:tc>
           <w:tcPr>
-            <w:tcW w:w="2874" w:type="dxa"/>
+            <w:tcW w:w="2397" w:type="dxa"/>
           </w:tcPr>
           <w:p>
             <w:pPr>
@@ -151,13 +151,13 @@
                 <w:noProof/>
               </w:rPr>
               <w:drawing>
-                <wp:anchor distT="0" distB="0" distL="114300" distR="114300" simplePos="0" relativeHeight="251658262" behindDoc="0" locked="0" layoutInCell="1" allowOverlap="1" wp14:anchorId="096499D0" wp14:editId="69AA1680">
+                <wp:anchor distT="0" distB="0" distL="114300" distR="114300" simplePos="0" relativeHeight="251658262" behindDoc="0" locked="0" layoutInCell="1" allowOverlap="1" wp14:anchorId="096499D0" wp14:editId="6137ACF5">
                   <wp:simplePos x="0" y="0"/>
                   <wp:positionH relativeFrom="column">
-                    <wp:posOffset>609600</wp:posOffset>
+                    <wp:posOffset>417499</wp:posOffset>
                   </wp:positionH>
                   <wp:positionV relativeFrom="paragraph">
-                    <wp:posOffset>175260</wp:posOffset>
+                    <wp:posOffset>229048</wp:posOffset>
                   </wp:positionV>
                   <wp:extent cx="701040" cy="2486660"/>
                   <wp:effectExtent l="0" t="0" r="3810" b="8890"/>
@@ -204,7 +204,7 @@
         </w:tc>
         <w:tc>
           <w:tcPr>
-            <w:tcW w:w="3118" w:type="dxa"/>
+            <w:tcW w:w="3595" w:type="dxa"/>
             <w:vMerge w:val="restart"/>
           </w:tcPr>
           <w:p>
@@ -287,9 +287,20 @@
             </w:pPr>
           </w:p>
           <w:p>
-            <w:pPr>
-              <w:pStyle w:val="ListParagraph"/>
-            </w:pPr>
+            <w:r>
+              <w:t xml:space="preserve">Refer to the </w:t>
+            </w:r>
+            <w:hyperlink r:id="rId14" w:history="1">
+              <w:r>
+                <w:rPr>
+                  <w:rStyle w:val="Hyperlink"/>
+                </w:rPr>
+                <w:t>Tool and Component List</w:t>
+              </w:r>
+            </w:hyperlink>
+            <w:r>
+              <w:t xml:space="preserve"> for purchasing details.</w:t>
+            </w:r>
           </w:p>
           <w:p>
             <w:pPr>
@@ -349,7 +360,7 @@
                           <pic:cNvPicPr/>
                         </pic:nvPicPr>
                         <pic:blipFill>
-                          <a:blip r:embed="rId14" cstate="print">
+                          <a:blip r:embed="rId15" cstate="print">
                             <a:extLst>
                               <a:ext uri="{28A0092B-C50C-407E-A947-70E740481C1C}">
                                 <a14:useLocalDpi xmlns:a14="http://schemas.microsoft.com/office/drawing/2010/main" val="0"/>
@@ -379,7 +390,7 @@
         </w:tc>
         <w:tc>
           <w:tcPr>
-            <w:tcW w:w="2874" w:type="dxa"/>
+            <w:tcW w:w="2397" w:type="dxa"/>
           </w:tcPr>
           <w:p>
             <w:pPr>
@@ -394,16 +405,16 @@
                 <w:noProof/>
               </w:rPr>
               <w:drawing>
-                <wp:anchor distT="0" distB="0" distL="114300" distR="114300" simplePos="0" relativeHeight="251658263" behindDoc="0" locked="0" layoutInCell="1" allowOverlap="1" wp14:anchorId="0D44788D" wp14:editId="7867E4BF">
+                <wp:anchor distT="0" distB="0" distL="114300" distR="114300" simplePos="0" relativeHeight="251658263" behindDoc="0" locked="0" layoutInCell="1" allowOverlap="1" wp14:anchorId="0D44788D" wp14:editId="72AE41C9">
                   <wp:simplePos x="0" y="0"/>
                   <wp:positionH relativeFrom="column">
-                    <wp:posOffset>210820</wp:posOffset>
+                    <wp:posOffset>116387</wp:posOffset>
                   </wp:positionH>
                   <wp:positionV relativeFrom="paragraph">
-                    <wp:posOffset>182880</wp:posOffset>
+                    <wp:posOffset>196343</wp:posOffset>
                   </wp:positionV>
-                  <wp:extent cx="1483360" cy="1112520"/>
-                  <wp:effectExtent l="0" t="0" r="2540" b="0"/>
+                  <wp:extent cx="1313815" cy="1112520"/>
+                  <wp:effectExtent l="0" t="0" r="635" b="0"/>
                   <wp:wrapSquare wrapText="bothSides"/>
                   <wp:docPr id="1088339433" name="Picture 2" descr="A black cable tie with a black strap&#10;&#10;AI-generated content may be incorrect."/>
                   <wp:cNvGraphicFramePr>
@@ -416,30 +427,40 @@
                           <pic:cNvPr id="1183644349" name="Picture 2" descr="A black cable tie with a black strap&#10;&#10;AI-generated content may be incorrect."/>
                           <pic:cNvPicPr/>
                         </pic:nvPicPr>
-                        <pic:blipFill>
-                          <a:blip r:embed="rId15" cstate="print">
+                        <pic:blipFill rotWithShape="1">
+                          <a:blip r:embed="rId16" cstate="print">
                             <a:extLst>
                               <a:ext uri="{28A0092B-C50C-407E-A947-70E740481C1C}">
                                 <a14:useLocalDpi xmlns:a14="http://schemas.microsoft.com/office/drawing/2010/main" val="0"/>
                               </a:ext>
                             </a:extLst>
                           </a:blip>
-                          <a:stretch>
-                            <a:fillRect/>
-                          </a:stretch>
+                          <a:srcRect l="11396"/>
+                          <a:stretch/>
                         </pic:blipFill>
-                        <pic:spPr>
+                        <pic:spPr bwMode="auto">
                           <a:xfrm>
                             <a:off x="0" y="0"/>
-                            <a:ext cx="1483360" cy="1112520"/>
+                            <a:ext cx="1313815" cy="1112520"/>
                           </a:xfrm>
                           <a:prstGeom prst="rect">
                             <a:avLst/>
                           </a:prstGeom>
+                          <a:ln>
+                            <a:noFill/>
+                          </a:ln>
+                          <a:extLst>
+                            <a:ext uri="{53640926-AAD7-44D8-BBD7-CCE9431645EC}">
+                              <a14:shadowObscured xmlns:a14="http://schemas.microsoft.com/office/drawing/2010/main"/>
+                            </a:ext>
+                          </a:extLst>
                         </pic:spPr>
                       </pic:pic>
                     </a:graphicData>
                   </a:graphic>
+                  <wp14:sizeRelH relativeFrom="margin">
+                    <wp14:pctWidth>0</wp14:pctWidth>
+                  </wp14:sizeRelH>
                 </wp:anchor>
               </w:drawing>
             </w:r>
@@ -447,7 +468,7 @@
         </w:tc>
         <w:tc>
           <w:tcPr>
-            <w:tcW w:w="3118" w:type="dxa"/>
+            <w:tcW w:w="3595" w:type="dxa"/>
             <w:vMerge/>
           </w:tcPr>
           <w:p>
@@ -862,7 +883,7 @@
                           <pic:cNvPicPr/>
                         </pic:nvPicPr>
                         <pic:blipFill rotWithShape="1">
-                          <a:blip r:embed="rId16" cstate="print">
+                          <a:blip r:embed="rId17" cstate="print">
                             <a:extLst>
                               <a:ext uri="{28A0092B-C50C-407E-A947-70E740481C1C}">
                                 <a14:useLocalDpi xmlns:a14="http://schemas.microsoft.com/office/drawing/2010/main" val="0"/>
@@ -1343,7 +1364,7 @@
                           <pic:cNvPicPr/>
                         </pic:nvPicPr>
                         <pic:blipFill rotWithShape="1">
-                          <a:blip r:embed="rId17" cstate="print">
+                          <a:blip r:embed="rId18" cstate="print">
                             <a:extLst>
                               <a:ext uri="{28A0092B-C50C-407E-A947-70E740481C1C}">
                                 <a14:useLocalDpi xmlns:a14="http://schemas.microsoft.com/office/drawing/2010/main" val="0"/>
@@ -1408,7 +1429,23 @@
                 <w:szCs w:val="24"/>
               </w:rPr>
               <w:lastRenderedPageBreak/>
-              <w:t xml:space="preserve">Using a 1/8 inch drill bit, you will drill a hole for your mono cable. The mono </w:t>
+              <w:t xml:space="preserve">Using a </w:t>
+            </w:r>
+            <w:proofErr w:type="gramStart"/>
+            <w:r>
+              <w:rPr>
+                <w:sz w:val="24"/>
+                <w:szCs w:val="24"/>
+              </w:rPr>
+              <w:t>1/8 inch</w:t>
+            </w:r>
+            <w:proofErr w:type="gramEnd"/>
+            <w:r>
+              <w:rPr>
+                <w:sz w:val="24"/>
+                <w:szCs w:val="24"/>
+              </w:rPr>
+              <w:t xml:space="preserve"> drill bit, you will drill a hole for your mono cable. The mono </w:t>
             </w:r>
             <w:r>
               <w:rPr>
@@ -1642,7 +1679,7 @@
                           <pic:cNvPicPr/>
                         </pic:nvPicPr>
                         <pic:blipFill>
-                          <a:blip r:embed="rId18" cstate="print">
+                          <a:blip r:embed="rId19" cstate="print">
                             <a:extLst>
                               <a:ext uri="{28A0092B-C50C-407E-A947-70E740481C1C}">
                                 <a14:useLocalDpi xmlns:a14="http://schemas.microsoft.com/office/drawing/2010/main" val="0"/>
@@ -1737,7 +1774,27 @@
                 <w:sz w:val="24"/>
                 <w:szCs w:val="24"/>
               </w:rPr>
-              <w:t xml:space="preserve"> end and t</w:t>
+              <w:t xml:space="preserve"> </w:t>
+            </w:r>
+            <w:proofErr w:type="gramStart"/>
+            <w:r>
+              <w:rPr>
+                <w:rFonts w:ascii="Calibri" w:eastAsia="Calibri" w:hAnsi="Calibri" w:cs="Calibri"/>
+                <w:color w:val="000000" w:themeColor="text1"/>
+                <w:sz w:val="24"/>
+                <w:szCs w:val="24"/>
+              </w:rPr>
+              <w:t>end</w:t>
+            </w:r>
+            <w:proofErr w:type="gramEnd"/>
+            <w:r>
+              <w:rPr>
+                <w:rFonts w:ascii="Calibri" w:eastAsia="Calibri" w:hAnsi="Calibri" w:cs="Calibri"/>
+                <w:color w:val="000000" w:themeColor="text1"/>
+                <w:sz w:val="24"/>
+                <w:szCs w:val="24"/>
+              </w:rPr>
+              <w:t xml:space="preserve"> and t</w:t>
             </w:r>
             <w:r>
               <w:rPr>
@@ -1820,7 +1877,7 @@
                           <pic:cNvPicPr/>
                         </pic:nvPicPr>
                         <pic:blipFill>
-                          <a:blip r:embed="rId19" cstate="print">
+                          <a:blip r:embed="rId20" cstate="print">
                             <a:extLst>
                               <a:ext uri="{28A0092B-C50C-407E-A947-70E740481C1C}">
                                 <a14:useLocalDpi xmlns:a14="http://schemas.microsoft.com/office/drawing/2010/main" val="0"/>
@@ -2048,7 +2105,7 @@
                           <pic:cNvPicPr/>
                         </pic:nvPicPr>
                         <pic:blipFill rotWithShape="1">
-                          <a:blip r:embed="rId20" cstate="print">
+                          <a:blip r:embed="rId21" cstate="print">
                             <a:extLst>
                               <a:ext uri="{28A0092B-C50C-407E-A947-70E740481C1C}">
                                 <a14:useLocalDpi xmlns:a14="http://schemas.microsoft.com/office/drawing/2010/main" val="0"/>
@@ -2481,7 +2538,7 @@
                           <pic:cNvPicPr/>
                         </pic:nvPicPr>
                         <pic:blipFill rotWithShape="1">
-                          <a:blip r:embed="rId21" cstate="print">
+                          <a:blip r:embed="rId22" cstate="print">
                             <a:extLst>
                               <a:ext uri="{28A0092B-C50C-407E-A947-70E740481C1C}">
                                 <a14:useLocalDpi xmlns:a14="http://schemas.microsoft.com/office/drawing/2010/main" val="0"/>
@@ -2568,8 +2625,17 @@
                 <w:sz w:val="24"/>
                 <w:szCs w:val="24"/>
               </w:rPr>
-              <w:t>To do this, you can gently add  solder</w:t>
-            </w:r>
+              <w:t xml:space="preserve">To do this, you can gently </w:t>
+            </w:r>
+            <w:proofErr w:type="gramStart"/>
+            <w:r>
+              <w:rPr>
+                <w:sz w:val="24"/>
+                <w:szCs w:val="24"/>
+              </w:rPr>
+              <w:t>add  solder</w:t>
+            </w:r>
+            <w:proofErr w:type="gramEnd"/>
             <w:r>
               <w:rPr>
                 <w:sz w:val="24"/>
@@ -2765,7 +2831,7 @@
                           <pic:cNvPicPr/>
                         </pic:nvPicPr>
                         <pic:blipFill>
-                          <a:blip r:embed="rId22" cstate="print">
+                          <a:blip r:embed="rId23" cstate="print">
                             <a:extLst>
                               <a:ext uri="{28A0092B-C50C-407E-A947-70E740481C1C}">
                                 <a14:useLocalDpi xmlns:a14="http://schemas.microsoft.com/office/drawing/2010/main" val="0"/>
@@ -3140,7 +3206,7 @@
                           <pic:cNvPicPr/>
                         </pic:nvPicPr>
                         <pic:blipFill>
-                          <a:blip r:embed="rId23" cstate="print">
+                          <a:blip r:embed="rId24" cstate="print">
                             <a:extLst>
                               <a:ext uri="{28A0092B-C50C-407E-A947-70E740481C1C}">
                                 <a14:useLocalDpi xmlns:a14="http://schemas.microsoft.com/office/drawing/2010/main" val="0"/>
@@ -3361,7 +3427,7 @@
                           <pic:cNvPicPr/>
                         </pic:nvPicPr>
                         <pic:blipFill>
-                          <a:blip r:embed="rId24">
+                          <a:blip r:embed="rId25">
                             <a:extLst>
                               <a:ext uri="{28A0092B-C50C-407E-A947-70E740481C1C}">
                                 <a14:useLocalDpi xmlns:a14="http://schemas.microsoft.com/office/drawing/2010/main" val="0"/>
@@ -3471,7 +3537,7 @@
                           <pic:cNvPicPr/>
                         </pic:nvPicPr>
                         <pic:blipFill>
-                          <a:blip r:embed="rId25" cstate="print">
+                          <a:blip r:embed="rId26" cstate="print">
                             <a:extLst>
                               <a:ext uri="{28A0092B-C50C-407E-A947-70E740481C1C}">
                                 <a14:useLocalDpi xmlns:a14="http://schemas.microsoft.com/office/drawing/2010/main" val="0"/>
@@ -3614,7 +3680,7 @@
                           <pic:cNvPicPr/>
                         </pic:nvPicPr>
                         <pic:blipFill>
-                          <a:blip r:embed="rId26" cstate="print">
+                          <a:blip r:embed="rId27" cstate="print">
                             <a:extLst>
                               <a:ext uri="{28A0092B-C50C-407E-A947-70E740481C1C}">
                                 <a14:useLocalDpi xmlns:a14="http://schemas.microsoft.com/office/drawing/2010/main" val="0"/>
@@ -3719,7 +3785,7 @@
                           <pic:cNvPicPr/>
                         </pic:nvPicPr>
                         <pic:blipFill>
-                          <a:blip r:embed="rId27" cstate="print">
+                          <a:blip r:embed="rId28" cstate="print">
                             <a:extLst>
                               <a:ext uri="{28A0092B-C50C-407E-A947-70E740481C1C}">
                                 <a14:useLocalDpi xmlns:a14="http://schemas.microsoft.com/office/drawing/2010/main" val="0"/>
@@ -3776,8 +3842,8 @@
       </w:pPr>
     </w:p>
     <w:sectPr>
-      <w:headerReference w:type="default" r:id="rId28"/>
-      <w:footerReference w:type="default" r:id="rId29"/>
+      <w:headerReference w:type="default" r:id="rId29"/>
+      <w:footerReference w:type="default" r:id="rId30"/>
       <w:pgSz w:w="12240" w:h="15840"/>
       <w:pgMar w:top="1440" w:right="1440" w:bottom="1440" w:left="1440" w:header="720" w:footer="708" w:gutter="0"/>
       <w:cols w:space="708"/>
@@ -8278,7 +8344,14 @@
 </file>
 
 <file path=customXml/item2.xml><?xml version="1.0" encoding="utf-8"?>
-<b:Sources xmlns:b="http://schemas.openxmlformats.org/officeDocument/2006/bibliography" xmlns="http://schemas.openxmlformats.org/officeDocument/2006/bibliography" SelectedStyle="\APASixthEditionOfficeOnline.xsl" StyleName="APA" Version="6"/>
+<p:properties xmlns:p="http://schemas.microsoft.com/office/2006/metadata/properties" xmlns:xsi="http://www.w3.org/2001/XMLSchema-instance" xmlns:pc="http://schemas.microsoft.com/office/infopath/2007/PartnerControls">
+  <documentManagement>
+    <TaxCatchAll xmlns="38b325e6-602c-452a-8617-173bf47082c5" xsi:nil="true"/>
+    <lcf76f155ced4ddcb4097134ff3c332f xmlns="8cf100d1-0775-4feb-8634-62999c4541bc">
+      <Terms xmlns="http://schemas.microsoft.com/office/infopath/2007/PartnerControls"/>
+    </lcf76f155ced4ddcb4097134ff3c332f>
+  </documentManagement>
+</p:properties>
 </file>
 
 <file path=customXml/item3.xml><?xml version="1.0" encoding="utf-8"?>
@@ -8291,14 +8364,7 @@
 </file>
 
 <file path=customXml/item4.xml><?xml version="1.0" encoding="utf-8"?>
-<p:properties xmlns:p="http://schemas.microsoft.com/office/2006/metadata/properties" xmlns:xsi="http://www.w3.org/2001/XMLSchema-instance" xmlns:pc="http://schemas.microsoft.com/office/infopath/2007/PartnerControls">
-  <documentManagement>
-    <TaxCatchAll xmlns="38b325e6-602c-452a-8617-173bf47082c5" xsi:nil="true"/>
-    <lcf76f155ced4ddcb4097134ff3c332f xmlns="8cf100d1-0775-4feb-8634-62999c4541bc">
-      <Terms xmlns="http://schemas.microsoft.com/office/infopath/2007/PartnerControls"/>
-    </lcf76f155ced4ddcb4097134ff3c332f>
-  </documentManagement>
-</p:properties>
+<b:Sources xmlns:b="http://schemas.openxmlformats.org/officeDocument/2006/bibliography" xmlns="http://schemas.openxmlformats.org/officeDocument/2006/bibliography" SelectedStyle="\APASixthEditionOfficeOnline.xsl" StyleName="APA" Version="6"/>
 </file>
 
 <file path=customXml/itemProps1.xml><?xml version="1.0" encoding="utf-8"?>
@@ -8321,9 +8387,18 @@
 </file>
 
 <file path=customXml/itemProps2.xml><?xml version="1.0" encoding="utf-8"?>
-<ds:datastoreItem xmlns:ds="http://schemas.openxmlformats.org/officeDocument/2006/customXml" ds:itemID="{C438ADBA-56D5-474C-BF2C-97C24DDF66BD}">
+<ds:datastoreItem xmlns:ds="http://schemas.openxmlformats.org/officeDocument/2006/customXml" ds:itemID="{3A085C18-819E-4466-9494-DD461C39C2B0}">
   <ds:schemaRefs>
-    <ds:schemaRef ds:uri="http://schemas.openxmlformats.org/officeDocument/2006/bibliography"/>
+    <ds:schemaRef ds:uri="http://schemas.microsoft.com/office/2006/documentManagement/types"/>
+    <ds:schemaRef ds:uri="http://purl.org/dc/elements/1.1/"/>
+    <ds:schemaRef ds:uri="http://www.w3.org/XML/1998/namespace"/>
+    <ds:schemaRef ds:uri="http://schemas.microsoft.com/office/infopath/2007/PartnerControls"/>
+    <ds:schemaRef ds:uri="http://schemas.openxmlformats.org/package/2006/metadata/core-properties"/>
+    <ds:schemaRef ds:uri="http://purl.org/dc/dcmitype/"/>
+    <ds:schemaRef ds:uri="http://purl.org/dc/terms/"/>
+    <ds:schemaRef ds:uri="38b325e6-602c-452a-8617-173bf47082c5"/>
+    <ds:schemaRef ds:uri="8cf100d1-0775-4feb-8634-62999c4541bc"/>
+    <ds:schemaRef ds:uri="http://schemas.microsoft.com/office/2006/metadata/properties"/>
   </ds:schemaRefs>
 </ds:datastoreItem>
 </file>
@@ -8337,12 +8412,9 @@
 </file>
 
 <file path=customXml/itemProps4.xml><?xml version="1.0" encoding="utf-8"?>
-<ds:datastoreItem xmlns:ds="http://schemas.openxmlformats.org/officeDocument/2006/customXml" ds:itemID="{3A085C18-819E-4466-9494-DD461C39C2B0}">
+<ds:datastoreItem xmlns:ds="http://schemas.openxmlformats.org/officeDocument/2006/customXml" ds:itemID="{C438ADBA-56D5-474C-BF2C-97C24DDF66BD}">
   <ds:schemaRefs>
-    <ds:schemaRef ds:uri="http://schemas.microsoft.com/office/2006/metadata/properties"/>
-    <ds:schemaRef ds:uri="http://schemas.microsoft.com/office/infopath/2007/PartnerControls"/>
-    <ds:schemaRef ds:uri="38b325e6-602c-452a-8617-173bf47082c5"/>
-    <ds:schemaRef ds:uri="8cf100d1-0775-4feb-8634-62999c4541bc"/>
+    <ds:schemaRef ds:uri="http://schemas.openxmlformats.org/officeDocument/2006/bibliography"/>
   </ds:schemaRefs>
 </ds:datastoreItem>
 </file>